--- a/docx_resources/Вечірня-Утреня/В,У - Квітна Тріодь/pascha-1/1-5-ВУ.docx
+++ b/docx_resources/Вечірня-Утреня/В,У - Квітна Тріодь/pascha-1/1-5-ВУ.docx
@@ -1324,6 +1324,7 @@
         <w:rPr>
           <w:rFonts w:ascii="Times New Roman" w:hAnsi="Times New Roman"/>
           <w:sz w:val="24"/>
+          <w:szCs w:val="24"/>
         </w:rPr>
         <w:t>Заступи, спаси, помилуй і охорони нас, Боже, Твоєю благодаттю</w:t>
       </w:r>
@@ -1434,6 +1435,7 @@
           <w:i/>
           <w:color w:val="FF4400"/>
           <w:sz w:val="24"/>
+          <w:szCs w:val="24"/>
         </w:rPr>
         <w:t>Священник:</w:t>
       </w:r>
@@ -1441,6 +1443,7 @@
         <w:rPr>
           <w:rFonts w:ascii="Times New Roman" w:hAnsi="Times New Roman"/>
           <w:sz w:val="24"/>
+          <w:szCs w:val="24"/>
         </w:rPr>
         <w:t xml:space="preserve"> Бо Тобі належить усяка слава, честь і поклоніння, Отцю, і Сину, і Святому Духові, нині, і повсякчас, і на віки віків.</w:t>
       </w:r>
@@ -1554,6 +1557,7 @@
           <w:b/>
           <w:color w:val="000000"/>
           <w:sz w:val="24"/>
+          <w:szCs w:val="24"/>
         </w:rPr>
         <w:t>Го́споди, взива́ю я до Те́бе, ви́слухай мене́.* Ви́слухай мене́, Го́споди.* Го́споди, взива́ю я до Те́бе, ви́слухай мене́.* Почу́й го́лос молі́ння мого́,* коли́ взива́ю до Те́бе.* Ви́слухай мене́, Го́споди.</w:t>
       </w:r>
@@ -1568,6 +1572,7 @@
           <w:b/>
           <w:color w:val="000000"/>
           <w:sz w:val="24"/>
+          <w:szCs w:val="24"/>
         </w:rPr>
         <w:t>Неха́й піднесе́ться моли́тва моя́,* мов кади́ло пе́ред Тобо́ю;* підно́шення рук мої́х,* як же́ртва вечі́рня.* Ви́слухай мене́, Го́споди.</w:t>
       </w:r>
@@ -1579,8 +1584,9 @@
       </w:pPr>
       <w:r>
         <w:rPr>
-          <w:rFonts w:ascii="Times New Roman" w:hAnsi="Times New Roman"/>
-          <w:sz w:val="24"/>
+          <w:rFonts w:ascii="Times New Roman" w:eastAsia="Arial Unicode MS" w:hAnsi="Times New Roman" w:cs="Arial Unicode MS"/>
+          <w:sz w:val="24"/>
+          <w:szCs w:val="24"/>
         </w:rPr>
         <w:t>Поста́в, Го́споди, мої́м уста́м сторо́жу;* до двере́й губ мої́х − ва́рту!</w:t>
       </w:r>
@@ -1594,6 +1600,7 @@
         <w:rPr>
           <w:rFonts w:ascii="Times New Roman" w:hAnsi="Times New Roman"/>
           <w:sz w:val="24"/>
+          <w:szCs w:val="24"/>
         </w:rPr>
         <w:t>Не дай схили́тися се́рцеві моє́му* до чо́гось зло́го.</w:t>
       </w:r>
@@ -1607,6 +1614,7 @@
         <w:rPr>
           <w:rFonts w:ascii="Times New Roman" w:hAnsi="Times New Roman"/>
           <w:sz w:val="24"/>
+          <w:szCs w:val="24"/>
         </w:rPr>
         <w:t>Ані чини́ти лихі́ вчи́нки з людьми́, що тво́рять беззако́ння,* – ні ла́сощів ї́хніх я не хо́чу ї́сти.</w:t>
       </w:r>
@@ -1620,6 +1628,7 @@
         <w:rPr>
           <w:rFonts w:ascii="Times New Roman" w:hAnsi="Times New Roman"/>
           <w:sz w:val="24"/>
+          <w:szCs w:val="24"/>
         </w:rPr>
         <w:t>Неха́й пра́ведник по-до́брому б’є мене́ й виправля́є,* а олі́я грі́шного неха́й не нама́стить голови́ моє́ї.</w:t>
       </w:r>
@@ -1633,26 +1642,21 @@
         <w:rPr>
           <w:rFonts w:ascii="Times New Roman" w:hAnsi="Times New Roman"/>
           <w:sz w:val="24"/>
-        </w:rPr>
-        <w:t>Я все-таки́ моли́тимусь,* незважа́ючи на ї́хн</w:t>
-      </w:r>
-      <w:r>
-        <w:rPr>
-          <w:rFonts w:ascii="Times New Roman" w:hAnsi="Times New Roman"/>
-          <w:sz w:val="24"/>
-        </w:rPr>
-        <w:t>і злі вчи́нки.</w:t>
-      </w:r>
-    </w:p>
-    <w:p>
-      <w:pPr>
-        <w:spacing w:after="120"/>
-        <w:jc w:val="both"/>
-      </w:pPr>
-      <w:r>
-        <w:rPr>
-          <w:rFonts w:ascii="Times New Roman" w:hAnsi="Times New Roman"/>
-          <w:sz w:val="24"/>
+          <w:szCs w:val="24"/>
+        </w:rPr>
+        <w:t>Я все-таки́ моли́тимусь,* незважа́ючи на ї́хні злі вчи́нки.</w:t>
+      </w:r>
+    </w:p>
+    <w:p>
+      <w:pPr>
+        <w:spacing w:after="120"/>
+        <w:jc w:val="both"/>
+      </w:pPr>
+      <w:r>
+        <w:rPr>
+          <w:rFonts w:ascii="Times New Roman" w:hAnsi="Times New Roman"/>
+          <w:sz w:val="24"/>
+          <w:szCs w:val="24"/>
         </w:rPr>
         <w:t>Якщо́ су́ддів ї́хніх ски́нуть в уще́лини ске́лі,* то почу́ють, що слова́ мої́ лю́бі.</w:t>
       </w:r>
@@ -1666,6 +1670,7 @@
         <w:rPr>
           <w:rFonts w:ascii="Times New Roman" w:hAnsi="Times New Roman"/>
           <w:sz w:val="24"/>
+          <w:szCs w:val="24"/>
         </w:rPr>
         <w:t>Немо́вби хтось розби́в і розри́в зе́млю,* розки́дано ї́хні ко́сті пе́ред а́дом.</w:t>
       </w:r>
@@ -1679,26 +1684,21 @@
         <w:rPr>
           <w:rFonts w:ascii="Times New Roman" w:hAnsi="Times New Roman"/>
           <w:sz w:val="24"/>
-        </w:rPr>
-        <w:t>Бо до Те́бе, Го́споди, мій Бо́же, мої́ о́чі;* до Те́бе прибіга́ю, не губи́ д</w:t>
-      </w:r>
-      <w:r>
-        <w:rPr>
-          <w:rFonts w:ascii="Times New Roman" w:hAnsi="Times New Roman"/>
-          <w:sz w:val="24"/>
-        </w:rPr>
-        <w:t>уші́ моє́ї.</w:t>
-      </w:r>
-    </w:p>
-    <w:p>
-      <w:pPr>
-        <w:spacing w:after="120"/>
-        <w:jc w:val="both"/>
-      </w:pPr>
-      <w:r>
-        <w:rPr>
-          <w:rFonts w:ascii="Times New Roman" w:hAnsi="Times New Roman"/>
-          <w:sz w:val="24"/>
+          <w:szCs w:val="24"/>
+        </w:rPr>
+        <w:t>Бо до Те́бе, Го́споди, мій Бо́же, мої́ о́чі;* до Те́бе прибіга́ю, не губи́ душі́ моє́ї.</w:t>
+      </w:r>
+    </w:p>
+    <w:p>
+      <w:pPr>
+        <w:spacing w:after="120"/>
+        <w:jc w:val="both"/>
+      </w:pPr>
+      <w:r>
+        <w:rPr>
+          <w:rFonts w:ascii="Times New Roman" w:hAnsi="Times New Roman"/>
+          <w:sz w:val="24"/>
+          <w:szCs w:val="24"/>
         </w:rPr>
         <w:t>Збережи́ мене́ від пе́тлі, що її́ наста́вили на ме́не,* і від сильця́ тих, що тво́рять беззако́ння.</w:t>
       </w:r>
@@ -1712,6 +1712,7 @@
         <w:rPr>
           <w:rFonts w:ascii="Times New Roman" w:hAnsi="Times New Roman"/>
           <w:sz w:val="24"/>
+          <w:szCs w:val="24"/>
         </w:rPr>
         <w:t>Неха́й грі́шники впаду́ть у вла́сні сі́ті всі ра́зом,* а я пройду́ безпе́чно.</w:t>
       </w:r>
@@ -1728,7 +1729,9 @@
           <w:i/>
           <w:color w:val="FF0000"/>
           <w:sz w:val="24"/>
-        </w:rPr>
+          <w:szCs w:val="24"/>
+        </w:rPr>
+        <w:lastRenderedPageBreak/>
         <w:t>Псалом 141</w:t>
       </w:r>
     </w:p>
@@ -1741,26 +1744,21 @@
         <w:rPr>
           <w:rFonts w:ascii="Times New Roman" w:hAnsi="Times New Roman"/>
           <w:sz w:val="24"/>
-        </w:rPr>
-        <w:t>Я го́лосом мої́м до Го́спода взива́ю,* я го́лосом мої́м</w:t>
-      </w:r>
-      <w:r>
-        <w:rPr>
-          <w:rFonts w:ascii="Times New Roman" w:hAnsi="Times New Roman"/>
-          <w:sz w:val="24"/>
-        </w:rPr>
-        <w:t xml:space="preserve"> до Го́спода молю́ся.</w:t>
-      </w:r>
-    </w:p>
-    <w:p>
-      <w:pPr>
-        <w:spacing w:after="120"/>
-        <w:jc w:val="both"/>
-      </w:pPr>
-      <w:r>
-        <w:rPr>
-          <w:rFonts w:ascii="Times New Roman" w:hAnsi="Times New Roman"/>
-          <w:sz w:val="24"/>
+          <w:szCs w:val="24"/>
+        </w:rPr>
+        <w:t>Я го́лосом мої́м до Го́спода взива́ю,* я го́лосом мої́м до Го́спода молю́ся.</w:t>
+      </w:r>
+    </w:p>
+    <w:p>
+      <w:pPr>
+        <w:spacing w:after="120"/>
+        <w:jc w:val="both"/>
+      </w:pPr>
+      <w:r>
+        <w:rPr>
+          <w:rFonts w:ascii="Times New Roman" w:hAnsi="Times New Roman"/>
+          <w:sz w:val="24"/>
+          <w:szCs w:val="24"/>
         </w:rPr>
         <w:t>Ска́ргу мою́ пе́ред Ним вилива́ю,* мою́ скру́ту Йому́ я виявля́ю.</w:t>
       </w:r>
@@ -1774,6 +1772,7 @@
         <w:rPr>
           <w:rFonts w:ascii="Times New Roman" w:hAnsi="Times New Roman"/>
           <w:sz w:val="24"/>
+          <w:szCs w:val="24"/>
         </w:rPr>
         <w:t>Коли́ триво́житься в мені́ дух мій, Ти знає́ш мою́ сте́жку.* На доро́зі, де я ступа́ю, та́йно розста́вили сильце́ на ме́не.</w:t>
       </w:r>
@@ -1787,26 +1786,21 @@
         <w:rPr>
           <w:rFonts w:ascii="Times New Roman" w:hAnsi="Times New Roman"/>
           <w:sz w:val="24"/>
-        </w:rPr>
-        <w:t>Погля́нь право́руч і подиви́ся:* нема́ ніко́</w:t>
-      </w:r>
-      <w:r>
-        <w:rPr>
-          <w:rFonts w:ascii="Times New Roman" w:hAnsi="Times New Roman"/>
-          <w:sz w:val="24"/>
-        </w:rPr>
-        <w:t>го, хто дбав би за ме́не.</w:t>
-      </w:r>
-    </w:p>
-    <w:p>
-      <w:pPr>
-        <w:spacing w:after="120"/>
-        <w:jc w:val="both"/>
-      </w:pPr>
-      <w:r>
-        <w:rPr>
-          <w:rFonts w:ascii="Times New Roman" w:hAnsi="Times New Roman"/>
-          <w:sz w:val="24"/>
+          <w:szCs w:val="24"/>
+        </w:rPr>
+        <w:t>Погля́нь право́руч і подиви́ся:* нема́ ніко́го, хто дбав би за ме́не.</w:t>
+      </w:r>
+    </w:p>
+    <w:p>
+      <w:pPr>
+        <w:spacing w:after="120"/>
+        <w:jc w:val="both"/>
+      </w:pPr>
+      <w:r>
+        <w:rPr>
+          <w:rFonts w:ascii="Times New Roman" w:hAnsi="Times New Roman"/>
+          <w:sz w:val="24"/>
+          <w:szCs w:val="24"/>
         </w:rPr>
         <w:t>Нема́ куди́ мені́ втіка́ти,* нема́ ніко́го, хто піклува́вся би мно́ю.</w:t>
       </w:r>
@@ -1818,8 +1812,9 @@
       </w:pPr>
       <w:r>
         <w:rPr>
-          <w:rFonts w:ascii="Times New Roman" w:hAnsi="Times New Roman"/>
-          <w:sz w:val="24"/>
+          <w:rFonts w:ascii="Times New Roman" w:eastAsia="Arial Unicode MS" w:hAnsi="Times New Roman" w:cs="Arial Unicode MS"/>
+          <w:sz w:val="24"/>
+          <w:szCs w:val="24"/>
         </w:rPr>
         <w:t>До Те́бе, Го́споди, взива́ю й кажу́:* Ти моє́ прибі́жище, в землі́ живи́х Ти − моя́ до́ля!</w:t>
       </w:r>
@@ -1833,6 +1828,7 @@
         <w:rPr>
           <w:rFonts w:ascii="Times New Roman" w:hAnsi="Times New Roman"/>
           <w:sz w:val="24"/>
+          <w:szCs w:val="24"/>
         </w:rPr>
         <w:t>Зверни́ ува́гу на моє́ блага́ння,* бо я ве́льми неща́сний.</w:t>
       </w:r>
@@ -1846,6 +1842,7 @@
         <w:rPr>
           <w:rFonts w:ascii="Times New Roman" w:hAnsi="Times New Roman"/>
           <w:sz w:val="24"/>
+          <w:szCs w:val="24"/>
         </w:rPr>
         <w:t>Спаси́ мене́ від гони́телів мої́х,* бо вони́ сильні́ші від ме́не.</w:t>
       </w:r>
@@ -1859,6 +1856,7 @@
         <w:rPr>
           <w:rFonts w:ascii="Times New Roman" w:hAnsi="Times New Roman"/>
           <w:sz w:val="24"/>
+          <w:szCs w:val="24"/>
         </w:rPr>
         <w:t>Ви́веди з в’язни́ці мою́ ду́шу,* щоб дя́кувати І́мені Твоє́му.</w:t>
       </w:r>
@@ -1872,6 +1870,7 @@
         <w:rPr>
           <w:rFonts w:ascii="Times New Roman" w:hAnsi="Times New Roman"/>
           <w:sz w:val="24"/>
+          <w:szCs w:val="24"/>
         </w:rPr>
         <w:t>Мене́ обсту́плять пра́ведники,* бо Ти добро́ мені́ вчи́ниш.</w:t>
       </w:r>
@@ -1908,6 +1907,7 @@
         <w:rPr>
           <w:rFonts w:ascii="Times New Roman" w:hAnsi="Times New Roman"/>
           <w:sz w:val="24"/>
+          <w:szCs w:val="24"/>
         </w:rPr>
         <w:t>З глиби́н взива́ю до Те́бе, Го́споди,* Го́споди, почу́й мій го́лос.</w:t>
       </w:r>
@@ -1921,6 +1921,7 @@
         <w:rPr>
           <w:rFonts w:ascii="Times New Roman" w:hAnsi="Times New Roman"/>
           <w:sz w:val="24"/>
+          <w:szCs w:val="24"/>
         </w:rPr>
         <w:t>Неха́й бу́дуть Твої́ ву́ха ува́жні,* до го́лосу бла́гання мого́.</w:t>
       </w:r>
@@ -2025,6 +2026,7 @@
           <w:i/>
           <w:color w:val="FF0000"/>
           <w:sz w:val="24"/>
+          <w:szCs w:val="24"/>
         </w:rPr>
         <w:t>Стих:</w:t>
       </w:r>
@@ -2033,13 +2035,15 @@
           <w:rFonts w:ascii="Times New Roman" w:hAnsi="Times New Roman"/>
           <w:i/>
           <w:sz w:val="24"/>
-        </w:rPr>
-        <w:t xml:space="preserve"> </w:t>
-      </w:r>
-      <w:r>
-        <w:rPr>
-          <w:rFonts w:ascii="Times New Roman" w:hAnsi="Times New Roman"/>
-          <w:sz w:val="24"/>
+          <w:szCs w:val="24"/>
+        </w:rPr>
+        <w:t xml:space="preserve"> </w:t>
+      </w:r>
+      <w:r>
+        <w:rPr>
+          <w:rFonts w:ascii="Times New Roman" w:hAnsi="Times New Roman"/>
+          <w:sz w:val="24"/>
+          <w:szCs w:val="24"/>
           <w:u w:val="single"/>
         </w:rPr>
         <w:t>За́для І́мени Твого́ наді́юсь на Те́бе, Го́споди, наді́ється душа́ моя́ на сло́во Твоє́;* наді́ється душа́ моя́ на Го́спода.</w:t>
@@ -2075,6 +2079,7 @@
           <w:i/>
           <w:color w:val="FF0000"/>
           <w:sz w:val="24"/>
+          <w:szCs w:val="24"/>
         </w:rPr>
         <w:t>Стих:</w:t>
       </w:r>
@@ -2083,13 +2088,15 @@
           <w:rFonts w:ascii="Times New Roman" w:hAnsi="Times New Roman"/>
           <w:i/>
           <w:sz w:val="24"/>
-        </w:rPr>
-        <w:t xml:space="preserve"> </w:t>
-      </w:r>
-      <w:r>
-        <w:rPr>
-          <w:rFonts w:ascii="Times New Roman" w:hAnsi="Times New Roman"/>
-          <w:sz w:val="24"/>
+          <w:szCs w:val="24"/>
+        </w:rPr>
+        <w:t xml:space="preserve"> </w:t>
+      </w:r>
+      <w:r>
+        <w:rPr>
+          <w:rFonts w:ascii="Times New Roman" w:hAnsi="Times New Roman"/>
+          <w:sz w:val="24"/>
+          <w:szCs w:val="24"/>
           <w:u w:val="single"/>
         </w:rPr>
         <w:t>Від ра́нньої сторо́жі до но́чі від ра́нньої сторо́жі* неха́й упова́є Ізра́їль на Го́спода.</w:t>
@@ -2125,6 +2132,7 @@
           <w:i/>
           <w:color w:val="FF0000"/>
           <w:sz w:val="24"/>
+          <w:szCs w:val="24"/>
         </w:rPr>
         <w:t>Стих:</w:t>
       </w:r>
@@ -2133,13 +2141,15 @@
           <w:rFonts w:ascii="Times New Roman" w:hAnsi="Times New Roman"/>
           <w:i/>
           <w:sz w:val="24"/>
-        </w:rPr>
-        <w:t xml:space="preserve"> </w:t>
-      </w:r>
-      <w:r>
-        <w:rPr>
-          <w:rFonts w:ascii="Times New Roman" w:hAnsi="Times New Roman"/>
-          <w:sz w:val="24"/>
+          <w:szCs w:val="24"/>
+        </w:rPr>
+        <w:t xml:space="preserve"> </w:t>
+      </w:r>
+      <w:r>
+        <w:rPr>
+          <w:rFonts w:ascii="Times New Roman" w:hAnsi="Times New Roman"/>
+          <w:sz w:val="24"/>
+          <w:szCs w:val="24"/>
           <w:u w:val="single"/>
         </w:rPr>
         <w:t>Бо в Го́спода ми́лість і відку́плення вели́ке в Ньо́го;* Він ви́зволить Ізра́їля від усьо́го беззако́ння його́.</w:t>
@@ -2198,6 +2208,7 @@
           <w:i/>
           <w:color w:val="FF0000"/>
           <w:sz w:val="24"/>
+          <w:szCs w:val="24"/>
         </w:rPr>
         <w:t>Стих:</w:t>
       </w:r>
@@ -2206,13 +2217,15 @@
           <w:rFonts w:ascii="Times New Roman" w:hAnsi="Times New Roman"/>
           <w:i/>
           <w:sz w:val="24"/>
-        </w:rPr>
-        <w:t xml:space="preserve"> </w:t>
-      </w:r>
-      <w:r>
-        <w:rPr>
-          <w:rFonts w:ascii="Times New Roman" w:hAnsi="Times New Roman"/>
-          <w:sz w:val="24"/>
+          <w:szCs w:val="24"/>
+        </w:rPr>
+        <w:t xml:space="preserve"> </w:t>
+      </w:r>
+      <w:r>
+        <w:rPr>
+          <w:rFonts w:ascii="Times New Roman" w:hAnsi="Times New Roman"/>
+          <w:sz w:val="24"/>
+          <w:szCs w:val="24"/>
           <w:u w:val="single"/>
         </w:rPr>
         <w:t>Хвалі́те Го́спода всі наро́ди!* Прославля́йте Його́ всі лю́ди!</w:t>
@@ -2248,6 +2261,7 @@
           <w:i/>
           <w:color w:val="FF0000"/>
           <w:sz w:val="24"/>
+          <w:szCs w:val="24"/>
         </w:rPr>
         <w:t>Стих:</w:t>
       </w:r>
@@ -2256,13 +2270,15 @@
           <w:rFonts w:ascii="Times New Roman" w:hAnsi="Times New Roman"/>
           <w:i/>
           <w:sz w:val="24"/>
-        </w:rPr>
-        <w:t xml:space="preserve"> </w:t>
-      </w:r>
-      <w:r>
-        <w:rPr>
-          <w:rFonts w:ascii="Times New Roman" w:hAnsi="Times New Roman"/>
-          <w:sz w:val="24"/>
+          <w:szCs w:val="24"/>
+        </w:rPr>
+        <w:t xml:space="preserve"> </w:t>
+      </w:r>
+      <w:r>
+        <w:rPr>
+          <w:rFonts w:ascii="Times New Roman" w:hAnsi="Times New Roman"/>
+          <w:sz w:val="24"/>
+          <w:szCs w:val="24"/>
           <w:u w:val="single"/>
         </w:rPr>
         <w:t>Вели́ке бо до нас Його́ милосе́рдя,* і ві́рність Го́спода пові́ки.</w:t>
@@ -2468,15 +2484,9 @@
         <w:rPr>
           <w:rFonts w:ascii="Times New Roman" w:hAnsi="Times New Roman"/>
           <w:sz w:val="24"/>
-        </w:rPr>
-        <w:t>Благий Людинолюбче Царю, що все благословляєш! Молимось Тобі наполегливо, серцем сокрушеним і духом смиренним:</w:t>
-      </w:r>
-      <w:r>
-        <w:rPr>
-          <w:rFonts w:ascii="Times New Roman" w:hAnsi="Times New Roman"/>
-          <w:sz w:val="24"/>
-        </w:rPr>
-        <w:t xml:space="preserve"> Благослови наші входи і виходи, Христе, істинний Боже наш. Бо прихід Твій і вознесіння, і пожиття з людьми завжди благословенне: нині і повсякчас, і на віки віків. Амінь.</w:t>
+          <w:szCs w:val="24"/>
+        </w:rPr>
+        <w:t>Благий Людинолюбче Царю, що все благословляєш! Молимось Тобі наполегливо, серцем сокрушеним і духом смиренним: Благослови наші входи і виходи, Христе, істинний Боже наш. Бо прихід Твій і вознесіння, і пожиття з людьми завжди благословенне: нині і повсякчас, і на віки віків. Амінь.</w:t>
       </w:r>
     </w:p>
     <w:p>
@@ -2588,6 +2598,7 @@
           <w:i/>
           <w:color w:val="FF0000"/>
           <w:sz w:val="24"/>
+          <w:szCs w:val="24"/>
         </w:rPr>
         <w:t>Вірні:</w:t>
       </w:r>
@@ -2596,13 +2607,15 @@
           <w:rFonts w:ascii="Times New Roman" w:hAnsi="Times New Roman"/>
           <w:color w:val="FF0000"/>
           <w:sz w:val="24"/>
-        </w:rPr>
-        <w:t xml:space="preserve"> </w:t>
-      </w:r>
-      <w:r>
-        <w:rPr>
-          <w:rFonts w:ascii="Times New Roman" w:hAnsi="Times New Roman"/>
-          <w:sz w:val="24"/>
+          <w:szCs w:val="24"/>
+        </w:rPr>
+        <w:t xml:space="preserve"> </w:t>
+      </w:r>
+      <w:r>
+        <w:rPr>
+          <w:rFonts w:ascii="Times New Roman" w:hAnsi="Times New Roman"/>
+          <w:sz w:val="24"/>
+          <w:szCs w:val="24"/>
         </w:rPr>
         <w:t>Сві́тло ти́хе свято́ї сла́ви безсме́ртного Отця́ небе́сного, свято́го, блаже́нного, Ісу́се Хри́сте, дожи́вши до за́ходу со́нця, ба́чивши сві́тло вечі́рнє, сла́вимо Отця́, і Си́на, і Свято́го Ду́ха – Бо́га. Досто́йно є повсякча́с прославля́ти Тебе́ голоса́ми побо́жними, Си́ну Бо́жий, що життя́ дає́ш усьому́ сві́ту, тому́ світ уве́сь сла́вить Тебе́.</w:t>
       </w:r>
@@ -3508,6 +3521,7 @@
           <w:i/>
           <w:color w:val="FF4400"/>
           <w:sz w:val="24"/>
+          <w:szCs w:val="24"/>
         </w:rPr>
         <w:t xml:space="preserve">Священник: </w:t>
       </w:r>
@@ -3515,6 +3529,7 @@
         <w:rPr>
           <w:rFonts w:ascii="Times New Roman" w:hAnsi="Times New Roman"/>
           <w:sz w:val="24"/>
+          <w:szCs w:val="24"/>
         </w:rPr>
         <w:t>Бо милостивий і людинолюбний Бог єси, і Тобі славу возсилаємо, Отцю, і Сину, і Святому Духові, нині, і повсякчас, і на віки віків.</w:t>
       </w:r>
@@ -3876,6 +3891,7 @@
         <w:rPr>
           <w:rFonts w:ascii="Times New Roman" w:hAnsi="Times New Roman"/>
           <w:sz w:val="24"/>
+          <w:szCs w:val="24"/>
         </w:rPr>
         <w:t>Заступи, спаси, помилуй і охорони нас, Боже, Твоєю благодаттю</w:t>
       </w:r>
@@ -4396,6 +4412,7 @@
           <w:i/>
           <w:color w:val="FF0000"/>
           <w:sz w:val="24"/>
+          <w:szCs w:val="24"/>
         </w:rPr>
         <w:t>Священник:</w:t>
       </w:r>
@@ -4404,14 +4421,16 @@
           <w:rFonts w:ascii="Times New Roman" w:hAnsi="Times New Roman"/>
           <w:color w:val="FF0000"/>
           <w:sz w:val="24"/>
-        </w:rPr>
-        <w:t xml:space="preserve"> </w:t>
-      </w:r>
-      <w:r>
-        <w:rPr>
-          <w:rFonts w:ascii="Times New Roman" w:hAnsi="Times New Roman"/>
-          <w:color w:val="000000"/>
-          <w:sz w:val="24"/>
+          <w:szCs w:val="24"/>
+        </w:rPr>
+        <w:t xml:space="preserve"> </w:t>
+      </w:r>
+      <w:r>
+        <w:rPr>
+          <w:rFonts w:ascii="Times New Roman" w:hAnsi="Times New Roman"/>
+          <w:color w:val="000000"/>
+          <w:sz w:val="24"/>
+          <w:szCs w:val="24"/>
         </w:rPr>
         <w:t>Бо Ти – Бог милости, ласк і людинолюбности, і Тобі славу віддаємо, Отцю, і Сину, і Святому Духові, нині, і повсякчас, і на віки віків.</w:t>
       </w:r>
@@ -4635,6 +4654,7 @@
           <w:i/>
           <w:color w:val="FF0000"/>
           <w:sz w:val="24"/>
+          <w:szCs w:val="24"/>
         </w:rPr>
         <w:t>Священник:</w:t>
       </w:r>
@@ -4643,14 +4663,16 @@
           <w:rFonts w:ascii="Times New Roman" w:hAnsi="Times New Roman"/>
           <w:color w:val="FF0000"/>
           <w:sz w:val="24"/>
-        </w:rPr>
-        <w:t xml:space="preserve"> </w:t>
-      </w:r>
-      <w:r>
-        <w:rPr>
-          <w:rFonts w:ascii="Times New Roman" w:hAnsi="Times New Roman"/>
-          <w:color w:val="000000"/>
-          <w:sz w:val="24"/>
+          <w:szCs w:val="24"/>
+        </w:rPr>
+        <w:t xml:space="preserve"> </w:t>
+      </w:r>
+      <w:r>
+        <w:rPr>
+          <w:rFonts w:ascii="Times New Roman" w:hAnsi="Times New Roman"/>
+          <w:color w:val="000000"/>
+          <w:sz w:val="24"/>
+          <w:szCs w:val="24"/>
         </w:rPr>
         <w:t>Нехай буде влада царства Твого благословенна і дуже прославлена: Отця, і Сина, і Святого Духа, нині і повсякчас, і на віки віків.</w:t>
       </w:r>
@@ -5167,6 +5189,39 @@
     </w:p>
     <w:p>
       <w:pPr>
+        <w:widowControl w:val="0"/>
+        <w:spacing w:after="120"/>
+        <w:jc w:val="both"/>
+        <w:rPr>
+          <w:rFonts w:ascii="Times New Roman" w:hAnsi="Times New Roman"/>
+          <w:b/>
+          <w:i/>
+          <w:color w:val="FF0000"/>
+          <w:sz w:val="24"/>
+          <w:szCs w:val="24"/>
+        </w:rPr>
+      </w:pPr>
+      <w:r>
+        <w:rPr>
+          <w:rFonts w:ascii="Times New Roman" w:hAnsi="Times New Roman"/>
+          <w:i/>
+          <w:color w:val="FF0000"/>
+          <w:sz w:val="24"/>
+          <w:szCs w:val="24"/>
+        </w:rPr>
+        <w:t xml:space="preserve">Диякон: </w:t>
+      </w:r>
+      <w:r>
+        <w:rPr>
+          <w:rFonts w:ascii="Times New Roman" w:hAnsi="Times New Roman"/>
+          <w:sz w:val="24"/>
+          <w:szCs w:val="24"/>
+        </w:rPr>
+        <w:t>Премудрість.</w:t>
+      </w:r>
+    </w:p>
+    <w:p>
+      <w:pPr>
         <w:spacing w:after="120"/>
         <w:jc w:val="both"/>
         <w:rPr>
@@ -5327,6 +5382,7 @@
           <w:i/>
           <w:color w:val="FF0000"/>
           <w:sz w:val="24"/>
+          <w:szCs w:val="24"/>
         </w:rPr>
         <w:t>Вірні:</w:t>
       </w:r>
@@ -5334,6 +5390,7 @@
         <w:rPr>
           <w:rFonts w:ascii="Times New Roman" w:hAnsi="Times New Roman"/>
           <w:sz w:val="24"/>
+          <w:szCs w:val="24"/>
         </w:rPr>
         <w:t xml:space="preserve"> </w:t>
       </w:r>
@@ -5342,6 +5399,7 @@
           <w:rFonts w:ascii="Times New Roman" w:hAnsi="Times New Roman"/>
           <w:color w:val="333333"/>
           <w:sz w:val="24"/>
+          <w:szCs w:val="24"/>
         </w:rPr>
         <w:t>Світи́ся, світи́ся, нови́й Єрусали́ме,* сла́ва бо Госпо́дня на то</w:t>
       </w:r>
@@ -5350,6 +5408,7 @@
           <w:rFonts w:ascii="Times New Roman" w:hAnsi="Times New Roman"/>
           <w:color w:val="000000"/>
           <w:sz w:val="24"/>
+          <w:szCs w:val="24"/>
         </w:rPr>
         <w:t>́</w:t>
       </w:r>
@@ -5358,6 +5417,7 @@
           <w:rFonts w:ascii="Times New Roman" w:hAnsi="Times New Roman"/>
           <w:color w:val="333333"/>
           <w:sz w:val="24"/>
+          <w:szCs w:val="24"/>
         </w:rPr>
         <w:t>бі возсія́ла!* Раді́й ни</w:t>
       </w:r>
@@ -5366,6 +5426,7 @@
           <w:rFonts w:ascii="Times New Roman" w:hAnsi="Times New Roman"/>
           <w:color w:val="000000"/>
           <w:sz w:val="24"/>
+          <w:szCs w:val="24"/>
         </w:rPr>
         <w:t>́</w:t>
       </w:r>
@@ -5374,6 +5435,7 @@
           <w:rFonts w:ascii="Times New Roman" w:hAnsi="Times New Roman"/>
           <w:color w:val="333333"/>
           <w:sz w:val="24"/>
+          <w:szCs w:val="24"/>
         </w:rPr>
         <w:t>ні й весели́ся, Сіо́не.* А ти, чи́ста Богоро́дице, втіша́йся воскресі́нням Си́на свого́.</w:t>
       </w:r>
@@ -5389,6 +5451,7 @@
           <w:i/>
           <w:color w:val="FF0000"/>
           <w:sz w:val="24"/>
+          <w:szCs w:val="24"/>
         </w:rPr>
         <w:t>Священник:</w:t>
       </w:r>
@@ -5397,13 +5460,15 @@
           <w:rFonts w:ascii="Times New Roman" w:hAnsi="Times New Roman"/>
           <w:color w:val="FF0000"/>
           <w:sz w:val="24"/>
-        </w:rPr>
-        <w:t xml:space="preserve"> </w:t>
-      </w:r>
-      <w:r>
-        <w:rPr>
-          <w:rFonts w:ascii="Times New Roman" w:hAnsi="Times New Roman"/>
-          <w:sz w:val="24"/>
+          <w:szCs w:val="24"/>
+        </w:rPr>
+        <w:t xml:space="preserve"> </w:t>
+      </w:r>
+      <w:r>
+        <w:rPr>
+          <w:rFonts w:ascii="Times New Roman" w:hAnsi="Times New Roman"/>
+          <w:sz w:val="24"/>
+          <w:szCs w:val="24"/>
         </w:rPr>
         <w:t>Слава тобі, Христе Боже, уповання наше, слава тобі!</w:t>
       </w:r>
@@ -7007,6 +7072,7 @@
         <w:rPr>
           <w:rFonts w:ascii="Times New Roman" w:hAnsi="Times New Roman"/>
           <w:sz w:val="24"/>
+          <w:szCs w:val="24"/>
         </w:rPr>
         <w:t>Заступи, спаси, помилуй і охорони нас, Боже, Твоєю благодаттю</w:t>
       </w:r>
@@ -7117,6 +7183,7 @@
           <w:i/>
           <w:color w:val="FF4400"/>
           <w:sz w:val="24"/>
+          <w:szCs w:val="24"/>
         </w:rPr>
         <w:t>Священник:</w:t>
       </w:r>
@@ -7124,6 +7191,7 @@
         <w:rPr>
           <w:rFonts w:ascii="Times New Roman" w:hAnsi="Times New Roman"/>
           <w:sz w:val="24"/>
+          <w:szCs w:val="24"/>
         </w:rPr>
         <w:t xml:space="preserve"> Бо Тобі належить усяка слава, честь і поклоніння, Отцю, і Сину, і Святому Духові, нині, і повсякчас, і на віки віків.</w:t>
       </w:r>
@@ -7827,6 +7895,7 @@
         <w:rPr>
           <w:rFonts w:ascii="Times New Roman" w:hAnsi="Times New Roman"/>
           <w:sz w:val="24"/>
+          <w:szCs w:val="24"/>
         </w:rPr>
         <w:t>Заступи, спаси, помилуй і охорони нас, Боже, Твоєю благодаттю</w:t>
       </w:r>
@@ -9028,6 +9097,7 @@
         <w:rPr>
           <w:rFonts w:ascii="Times New Roman" w:hAnsi="Times New Roman"/>
           <w:sz w:val="24"/>
+          <w:szCs w:val="24"/>
         </w:rPr>
         <w:t>Заступи, спаси, помилуй і охорони нас, Боже, Твоєю благодаттю</w:t>
       </w:r>
@@ -10668,6 +10738,7 @@
         <w:rPr>
           <w:rFonts w:ascii="Times New Roman" w:hAnsi="Times New Roman"/>
           <w:sz w:val="24"/>
+          <w:szCs w:val="24"/>
         </w:rPr>
         <w:t>Заступи, спаси, помилуй і охорони нас, Боже, Твоєю благодаттю</w:t>
       </w:r>
@@ -12597,6 +12668,7 @@
           <w:i/>
           <w:color w:val="FF4400"/>
           <w:sz w:val="24"/>
+          <w:szCs w:val="24"/>
         </w:rPr>
         <w:t xml:space="preserve">Священник: </w:t>
       </w:r>
@@ -12604,6 +12676,7 @@
         <w:rPr>
           <w:rFonts w:ascii="Times New Roman" w:hAnsi="Times New Roman"/>
           <w:sz w:val="24"/>
+          <w:szCs w:val="24"/>
         </w:rPr>
         <w:t>Бо милостивий і людинолюбний Бог єси, і Тобі славу возсилаємо, Отцю, і Сину, і Святому Духові, нині, і повсякчас, і на віки віків.</w:t>
       </w:r>
@@ -12736,6 +12809,7 @@
         <w:rPr>
           <w:rFonts w:ascii="Times New Roman" w:hAnsi="Times New Roman"/>
           <w:sz w:val="24"/>
+          <w:szCs w:val="24"/>
         </w:rPr>
         <w:t>Заступи, спаси, помилуй і охорони нас, Боже, Твоєю благодаттю</w:t>
       </w:r>
@@ -13241,6 +13315,7 @@
           <w:i/>
           <w:color w:val="FF0000"/>
           <w:sz w:val="24"/>
+          <w:szCs w:val="24"/>
         </w:rPr>
         <w:t>Священник:</w:t>
       </w:r>
@@ -13249,14 +13324,16 @@
           <w:rFonts w:ascii="Times New Roman" w:hAnsi="Times New Roman"/>
           <w:color w:val="FF0000"/>
           <w:sz w:val="24"/>
-        </w:rPr>
-        <w:t xml:space="preserve"> </w:t>
-      </w:r>
-      <w:r>
-        <w:rPr>
-          <w:rFonts w:ascii="Times New Roman" w:hAnsi="Times New Roman"/>
-          <w:color w:val="000000"/>
-          <w:sz w:val="24"/>
+          <w:szCs w:val="24"/>
+        </w:rPr>
+        <w:t xml:space="preserve"> </w:t>
+      </w:r>
+      <w:r>
+        <w:rPr>
+          <w:rFonts w:ascii="Times New Roman" w:hAnsi="Times New Roman"/>
+          <w:color w:val="000000"/>
+          <w:sz w:val="24"/>
+          <w:szCs w:val="24"/>
         </w:rPr>
         <w:t>Бо Ти – Бог милости, ласк і людинолюбности, і Тобі славу віддаємо, Отцю, і Сину, і Святому Духові, нині, і повсякчас, і на віки віків.</w:t>
       </w:r>
@@ -13471,6 +13548,7 @@
           <w:i/>
           <w:color w:val="FF4400"/>
           <w:sz w:val="24"/>
+          <w:szCs w:val="24"/>
         </w:rPr>
         <w:t xml:space="preserve">Священник: </w:t>
       </w:r>
@@ -13479,6 +13557,7 @@
           <w:rFonts w:ascii="Times New Roman" w:hAnsi="Times New Roman"/>
           <w:color w:val="000000"/>
           <w:sz w:val="24"/>
+          <w:szCs w:val="24"/>
         </w:rPr>
         <w:t>Бо до Тебе належить милувати і спасати нас, Боже наш, і Тобі славу віддаємо, Отцю, і Сину, і Святому Духові, нині, і повсякчас, і на віки віків.</w:t>
       </w:r>
@@ -13560,6 +13639,39 @@
     </w:p>
     <w:p>
       <w:pPr>
+        <w:widowControl w:val="0"/>
+        <w:spacing w:after="120"/>
+        <w:jc w:val="both"/>
+        <w:rPr>
+          <w:rFonts w:ascii="Times New Roman" w:hAnsi="Times New Roman"/>
+          <w:b/>
+          <w:i/>
+          <w:color w:val="FF0000"/>
+          <w:sz w:val="24"/>
+          <w:szCs w:val="24"/>
+        </w:rPr>
+      </w:pPr>
+      <w:r>
+        <w:rPr>
+          <w:rFonts w:ascii="Times New Roman" w:hAnsi="Times New Roman"/>
+          <w:i/>
+          <w:color w:val="FF0000"/>
+          <w:sz w:val="24"/>
+          <w:szCs w:val="24"/>
+        </w:rPr>
+        <w:t xml:space="preserve">Диякон: </w:t>
+      </w:r>
+      <w:r>
+        <w:rPr>
+          <w:rFonts w:ascii="Times New Roman" w:hAnsi="Times New Roman"/>
+          <w:sz w:val="24"/>
+          <w:szCs w:val="24"/>
+        </w:rPr>
+        <w:t>Премудрість.</w:t>
+      </w:r>
+    </w:p>
+    <w:p>
+      <w:pPr>
         <w:spacing w:after="120"/>
         <w:jc w:val="both"/>
         <w:rPr>
@@ -13720,6 +13832,7 @@
           <w:i/>
           <w:color w:val="FF0000"/>
           <w:sz w:val="24"/>
+          <w:szCs w:val="24"/>
         </w:rPr>
         <w:t>Вірні:</w:t>
       </w:r>
@@ -13727,6 +13840,7 @@
         <w:rPr>
           <w:rFonts w:ascii="Times New Roman" w:hAnsi="Times New Roman"/>
           <w:sz w:val="24"/>
+          <w:szCs w:val="24"/>
         </w:rPr>
         <w:t xml:space="preserve"> </w:t>
       </w:r>
@@ -13735,6 +13849,7 @@
           <w:rFonts w:ascii="Times New Roman" w:hAnsi="Times New Roman"/>
           <w:color w:val="333333"/>
           <w:sz w:val="24"/>
+          <w:szCs w:val="24"/>
         </w:rPr>
         <w:t>Світи́ся, світи́ся, нови́й Єрусали́ме,* сла́ва бо Госпо́дня на то</w:t>
       </w:r>
@@ -13743,6 +13858,7 @@
           <w:rFonts w:ascii="Times New Roman" w:hAnsi="Times New Roman"/>
           <w:color w:val="000000"/>
           <w:sz w:val="24"/>
+          <w:szCs w:val="24"/>
         </w:rPr>
         <w:t>́</w:t>
       </w:r>
@@ -13751,6 +13867,7 @@
           <w:rFonts w:ascii="Times New Roman" w:hAnsi="Times New Roman"/>
           <w:color w:val="333333"/>
           <w:sz w:val="24"/>
+          <w:szCs w:val="24"/>
         </w:rPr>
         <w:t>бі возсія́ла!* Раді́й ни</w:t>
       </w:r>
@@ -13759,6 +13876,7 @@
           <w:rFonts w:ascii="Times New Roman" w:hAnsi="Times New Roman"/>
           <w:color w:val="000000"/>
           <w:sz w:val="24"/>
+          <w:szCs w:val="24"/>
         </w:rPr>
         <w:t>́</w:t>
       </w:r>
@@ -13767,6 +13885,7 @@
           <w:rFonts w:ascii="Times New Roman" w:hAnsi="Times New Roman"/>
           <w:color w:val="333333"/>
           <w:sz w:val="24"/>
+          <w:szCs w:val="24"/>
         </w:rPr>
         <w:t>ні й весели́ся, Сіо́не.* А ти, чи́ста Богоро́дице, втіша́йся воскресі́нням Си́на свого́.</w:t>
       </w:r>
@@ -13782,6 +13901,7 @@
           <w:i/>
           <w:color w:val="FF0000"/>
           <w:sz w:val="24"/>
+          <w:szCs w:val="24"/>
         </w:rPr>
         <w:t>Священник:</w:t>
       </w:r>
@@ -13790,13 +13910,15 @@
           <w:rFonts w:ascii="Times New Roman" w:hAnsi="Times New Roman"/>
           <w:color w:val="FF0000"/>
           <w:sz w:val="24"/>
-        </w:rPr>
-        <w:t xml:space="preserve"> </w:t>
-      </w:r>
-      <w:r>
-        <w:rPr>
-          <w:rFonts w:ascii="Times New Roman" w:hAnsi="Times New Roman"/>
-          <w:sz w:val="24"/>
+          <w:szCs w:val="24"/>
+        </w:rPr>
+        <w:t xml:space="preserve"> </w:t>
+      </w:r>
+      <w:r>
+        <w:rPr>
+          <w:rFonts w:ascii="Times New Roman" w:hAnsi="Times New Roman"/>
+          <w:sz w:val="24"/>
+          <w:szCs w:val="24"/>
         </w:rPr>
         <w:t>Слава тобі, Христе Боже, уповання наше, слава тобі!</w:t>
       </w:r>
@@ -14525,6 +14647,7 @@
     <w:rPr>
       <w:rFonts w:eastAsia="Times New Roman" w:cs="Times New Roman"/>
       <w:sz w:val="36"/>
+      <w:szCs w:val="36"/>
     </w:rPr>
   </w:style>
   <w:style w:type="paragraph" w:styleId="Heading1">
@@ -14851,6 +14974,8 @@
     </w:pPr>
     <w:rPr>
       <w:rFonts w:ascii="Times New Roman" w:eastAsia="Times New Roman" w:hAnsi="Times New Roman" w:cs="Times New Roman"/>
+      <w:sz w:val="36"/>
+      <w:szCs w:val="36"/>
     </w:rPr>
   </w:style>
   <w:style w:type="paragraph" w:styleId="Subtitle">
@@ -15197,8 +15322,8 @@
 </file>
 
 <file path=customXml/item1.xml><?xml version="1.0" encoding="utf-8"?>
-<go:gDocsCustomXmlDataStorage xmlns:go="http://customooxmlschemas.google.com/" xmlns:r="http://schemas.openxmlformats.org/officeDocument/2006/relationships" uri="GoogleDocsCustomDataVersion1">
-  <go:docsCustomData xmlns:go="http://customooxmlschemas.google.com/" roundtripDataSignature="AMtx7mjCB3dLEVca3kxaLwhCbtLGG84h2w==">AMUW2mXMHK/gddOxg+eSXZcpF91piiu+OyivEjpNztZa2mT0n72ZejD/lDCtIySdly77YWQwnhMnP9zaN7TgtgTpNBKsREq0yyk8AkiwFcnNC+ZIFJPHav1pGgjZl0a69cc4m7fo+IY/pv/eATb4GX3tBaCrCJEyhqMHl5ksdwQmvsjueqqKCW6yhOzePuFLHTUNCk8/WWl2wdrxcV3SFHO3GMG555T+K8d9vrsmg8taWQr1xQUfXmE13IAuwLjmJpkQxkeQjBTjs7NUA6Mnla+8lHv5IWC9Nzd855fDobT7ig7FJsUOhOGW+k553mkbH6IGfikZUa3yIjBRnkzStZAhQGTK0jXuH/LelumzYps06uM0RBSsN8WkNrlTTuajmlQgGAqMqQyncrZbj2gsmNZa95Guft9UK6FPwLFKMoFOEIQf2oS9yZbrUMi19wNtRPIDEGZ87uDM</go:docsCustomData>
+<go:gDocsCustomXmlDataStorage xmlns:go="http://customooxmlschemas.google.com/" xmlns:r="http://schemas.openxmlformats.org/officeDocument/2006/relationships" uri="GoogleDocsCustomDataVersion2">
+  <go:docsCustomData xmlns:go="http://customooxmlschemas.google.com/" roundtripDataSignature="AMtx7mgEEq4JbktKv0d0j+QisvUCh0BuBA==">CgMxLjAaLgoBMBIpCicIB0IjCg9UaW1lcyBOZXcgUm9tYW4SEEFyaWFsIFVuaWNvZGUgTVMaLgoBMRIpCicIB0IjCg9UaW1lcyBOZXcgUm9tYW4SEEFyaWFsIFVuaWNvZGUgTVMaJQoBMhIgCh4IB0IaCg9UaW1lcyBOZXcgUm9tYW4SB0d1bmdzdWgaJQoBMxIgCh4IB0IaCg9UaW1lcyBOZXcgUm9tYW4SB0d1bmdzdWgaJQoBNBIgCh4IB0IaCg9UaW1lcyBOZXcgUm9tYW4SB0d1bmdzdWgyCGguZ2pkZ3hzOAByITE4b0VMd3ZUME5CNHdoeFpkNDlKS1hDN0xWclF1T3R5Nw==</go:docsCustomData>
 </go:gDocsCustomXmlDataStorage>
 </file>
 
